--- a/docs/delivery/01_아가야_검수체크리스트.docx
+++ b/docs/delivery/01_아가야_검수체크리스트.docx
@@ -928,17 +928,18 @@
             <w:pPr>
               <w:spacing w:after="0"/>
             </w:pPr>
-            <w:r/>
+            <w:r>
+              <w:t>운영 웹: 관리자 웹 주소 접속</w:t>
+              <w:br/>
+              <w:t>운영 확인: 서비스 상태 확인 주소 접속</w:t>
+              <w:br/>
+              <w:t>운영 콘솔: 운영 콘솔의 서비스 상태 / 자동 작업</w:t>
+            </w:r>
             <w:r>
               <w:rPr>
                 <w:b w:val="0"/>
                 <w:sz w:val="18"/>
               </w:rPr>
-              <w:t>운영 웹: 관리자 웹 주소 접속</w:t>
-              <w:br/>
-              <w:t>운영 확인: API 상태 확인 주소 접속</w:t>
-              <w:br/>
-              <w:t>운영 콘솔: Google Cloud -&gt; Cloud Run / Cloud Scheduler</w:t>
             </w:r>
           </w:p>
         </w:tc>
@@ -951,17 +952,18 @@
             <w:pPr>
               <w:spacing w:after="0"/>
             </w:pPr>
-            <w:r/>
+            <w:r>
+              <w:t>관리자 웹 첫 화면이 정상 응답합니다.</w:t>
+              <w:br/>
+              <w:t>서비스 상태 확인 주소에서 정상 상태가 표시됩니다.</w:t>
+              <w:br/>
+              <w:t>매일 요약 작업이 한국 시간 기준 자정 직후 실행되도록 설정되어 있습니다.</w:t>
+            </w:r>
             <w:r>
               <w:rPr>
                 <w:b w:val="0"/>
                 <w:sz w:val="18"/>
               </w:rPr>
-              <w:t>관리자 웹 첫 화면이 정상 응답합니다.</w:t>
-              <w:br/>
-              <w:t>API 상태 확인 주소에서 정상 상태가 표시됩니다.</w:t>
-              <w:br/>
-              <w:t>매일 요약 작업이 한국 시간 기준 자정 직후 실행되도록 설정되어 있습니다.</w:t>
             </w:r>
           </w:p>
         </w:tc>
